--- a/TAREAS 6 SEMESTRE/.Recursos/PlantBajoNivel.docx
+++ b/TAREAS 6 SEMESTRE/.Recursos/PlantBajoNivel.docx
@@ -653,11 +653,7 @@
           </mc:Choice>
           <mc:Fallback>
             <w:pict>
-              <v:shapetype w14:anchorId="5D1D070E" id="_x0000_t202" coordsize="21600,21600" o:spt="202" path="m,l,21600r21600,l21600,xe">
-                <v:stroke joinstyle="miter"/>
-                <v:path gradientshapeok="t" o:connecttype="rect"/>
-              </v:shapetype>
-              <v:shape id="Cuadro de texto 282" o:spid="_x0000_s1027" type="#_x0000_t202" style="position:absolute;left:0;text-align:left;margin-left:164.3pt;margin-top:1.3pt;width:258.15pt;height:31.8pt;z-index:251659776;visibility:visible;mso-wrap-style:square;mso-width-percent:0;mso-height-percent:0;mso-wrap-distance-left:9pt;mso-wrap-distance-top:0;mso-wrap-distance-right:9pt;mso-wrap-distance-bottom:0;mso-position-horizontal:absolute;mso-position-horizontal-relative:page;mso-position-vertical:absolute;mso-position-vertical-relative:text;mso-width-percent:0;mso-height-percent:0;mso-width-relative:margin;mso-height-relative:margin;v-text-anchor:top" o:gfxdata="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" filled="f" stroked="f" strokeweight=".5pt">
+              <v:shape w14:anchorId="5D1D070E" id="Cuadro de texto 282" o:spid="_x0000_s1027" type="#_x0000_t202" style="position:absolute;left:0;text-align:left;margin-left:164.3pt;margin-top:1.3pt;width:258.15pt;height:31.8pt;z-index:251659776;visibility:visible;mso-wrap-style:square;mso-width-percent:0;mso-height-percent:0;mso-wrap-distance-left:9pt;mso-wrap-distance-top:0;mso-wrap-distance-right:9pt;mso-wrap-distance-bottom:0;mso-position-horizontal:absolute;mso-position-horizontal-relative:page;mso-position-vertical:absolute;mso-position-vertical-relative:text;mso-width-percent:0;mso-height-percent:0;mso-width-relative:margin;mso-height-relative:margin;v-text-anchor:top" o:gfxdata="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" filled="f" stroked="f" strokeweight=".5pt">
                 <v:textbox>
                   <w:txbxContent>
                     <w:p>
@@ -1426,21 +1422,21 @@
       <w:sdtContent>
         <w:p>
           <w:pPr>
-            <w:pStyle w:val="Ttulo1"/>
+            <w:pStyle w:val="Heading1"/>
             <w:rPr>
-              <w:rStyle w:val="Ttulo1Car"/>
+              <w:rStyle w:val="Heading1Char"/>
             </w:rPr>
           </w:pPr>
           <w:r>
             <w:rPr>
-              <w:rStyle w:val="Ttulo1Car"/>
+              <w:rStyle w:val="Heading1Char"/>
               <w:lang w:val="es-ES"/>
             </w:rPr>
             <w:t>Í</w:t>
           </w:r>
           <w:r>
             <w:rPr>
-              <w:rStyle w:val="Ttulo1Car"/>
+              <w:rStyle w:val="Heading1Char"/>
               <w:lang w:val="es-ES"/>
             </w:rPr>
             <w:t>ndice</w:t>
@@ -1449,7 +1445,7 @@
         </w:p>
         <w:p>
           <w:pPr>
-            <w:pStyle w:val="TDC1"/>
+            <w:pStyle w:val="TOC1"/>
             <w:tabs>
               <w:tab w:val="right" w:leader="dot" w:pos="9111"/>
             </w:tabs>
@@ -1471,7 +1467,7 @@
           <w:hyperlink w:anchor="_Toc220850609" w:history="1">
             <w:r>
               <w:rPr>
-                <w:rStyle w:val="Hipervnculo"/>
+                <w:rStyle w:val="Hyperlink"/>
                 <w:noProof/>
                 <w:lang w:val="es-ES"/>
               </w:rPr>
@@ -1529,7 +1525,7 @@
         </w:p>
         <w:p>
           <w:pPr>
-            <w:pStyle w:val="TDC1"/>
+            <w:pStyle w:val="TOC1"/>
             <w:tabs>
               <w:tab w:val="right" w:leader="dot" w:pos="9111"/>
             </w:tabs>
@@ -1542,7 +1538,7 @@
           <w:hyperlink w:anchor="_Toc220850610" w:history="1">
             <w:r>
               <w:rPr>
-                <w:rStyle w:val="Hipervnculo"/>
+                <w:rStyle w:val="Hyperlink"/>
                 <w:noProof/>
               </w:rPr>
               <w:t>Tabla de ilustraciones</w:t>
@@ -1599,7 +1595,7 @@
         </w:p>
         <w:p>
           <w:pPr>
-            <w:pStyle w:val="TDC1"/>
+            <w:pStyle w:val="TOC1"/>
             <w:tabs>
               <w:tab w:val="right" w:leader="dot" w:pos="9111"/>
             </w:tabs>
@@ -1612,7 +1608,7 @@
           <w:hyperlink w:anchor="_Toc220850611" w:history="1">
             <w:r>
               <w:rPr>
-                <w:rStyle w:val="Hipervnculo"/>
+                <w:rStyle w:val="Hyperlink"/>
                 <w:noProof/>
               </w:rPr>
               <w:t>Desarrollo</w:t>
@@ -1669,7 +1665,7 @@
         </w:p>
         <w:p>
           <w:pPr>
-            <w:pStyle w:val="TDC1"/>
+            <w:pStyle w:val="TOC1"/>
             <w:tabs>
               <w:tab w:val="right" w:leader="dot" w:pos="9111"/>
             </w:tabs>
@@ -1682,7 +1678,7 @@
           <w:hyperlink w:anchor="_Toc220850612" w:history="1">
             <w:r>
               <w:rPr>
-                <w:rStyle w:val="Hipervnculo"/>
+                <w:rStyle w:val="Hyperlink"/>
                 <w:noProof/>
               </w:rPr>
               <w:t>Conclusión</w:t>
@@ -1739,7 +1735,7 @@
         </w:p>
         <w:p>
           <w:pPr>
-            <w:pStyle w:val="TDC1"/>
+            <w:pStyle w:val="TOC1"/>
             <w:tabs>
               <w:tab w:val="right" w:leader="dot" w:pos="9111"/>
             </w:tabs>
@@ -1752,7 +1748,7 @@
           <w:hyperlink w:anchor="_Toc220850613" w:history="1">
             <w:r>
               <w:rPr>
-                <w:rStyle w:val="Hipervnculo"/>
+                <w:rStyle w:val="Hyperlink"/>
                 <w:noProof/>
               </w:rPr>
               <w:t>Bibliografía</w:t>
@@ -1821,7 +1817,7 @@
     </w:sdt>
     <w:p>
       <w:pPr>
-        <w:pStyle w:val="Ttulo1"/>
+        <w:pStyle w:val="Heading1"/>
       </w:pPr>
       <w:bookmarkStart w:id="1" w:name="_Toc220850610"/>
       <w:r>
@@ -1845,7 +1841,7 @@
     <w:p/>
     <w:p>
       <w:pPr>
-        <w:pStyle w:val="Ttulo1"/>
+        <w:pStyle w:val="Heading1"/>
       </w:pPr>
       <w:bookmarkStart w:id="2" w:name="_Toc220850611"/>
       <w:r>
@@ -1858,15 +1854,7 @@
         <w:ind w:firstLine="708"/>
       </w:pPr>
       <w:r>
-        <w:t xml:space="preserve">Sangría siempre en la primera línea </w:t>
-      </w:r>
-      <w:proofErr w:type="spellStart"/>
-      <w:r>
-        <w:t>blablablablablablabla</w:t>
-      </w:r>
-      <w:proofErr w:type="spellEnd"/>
-      <w:r>
-        <w:t xml:space="preserve"> </w:t>
+        <w:t xml:space="preserve">Sangría siempre en la primera línea blablablablablablabla </w:t>
       </w:r>
     </w:p>
     <w:p>
@@ -1876,7 +1864,7 @@
     </w:p>
     <w:p>
       <w:pPr>
-        <w:pStyle w:val="Ttulo1"/>
+        <w:pStyle w:val="Heading1"/>
       </w:pPr>
       <w:bookmarkStart w:id="3" w:name="_Toc220850612"/>
       <w:r>
@@ -1894,7 +1882,7 @@
     </w:p>
     <w:p>
       <w:pPr>
-        <w:pStyle w:val="Ttulo1"/>
+        <w:pStyle w:val="Heading1"/>
       </w:pPr>
       <w:bookmarkStart w:id="4" w:name="_Toc220850613"/>
       <w:r>
@@ -1984,7 +1972,7 @@
     <w:sdtContent>
       <w:p>
         <w:pPr>
-          <w:pStyle w:val="Piedepgina"/>
+          <w:pStyle w:val="Footer"/>
           <w:jc w:val="center"/>
           <w:rPr>
             <w:rFonts w:asciiTheme="majorHAnsi" w:hAnsiTheme="majorHAnsi" w:cstheme="majorHAnsi"/>
@@ -2050,7 +2038,7 @@
   </w:sdt>
   <w:p>
     <w:pPr>
-      <w:pStyle w:val="Piedepgina"/>
+      <w:pStyle w:val="Footer"/>
     </w:pPr>
   </w:p>
 </w:ftr>
@@ -2060,7 +2048,7 @@
 <w:ftr xmlns:wpc="http://schemas.microsoft.com/office/word/2010/wordprocessingCanvas" xmlns:cx="http://schemas.microsoft.com/office/drawing/2014/chartex" xmlns:cx1="http://schemas.microsoft.com/office/drawing/2015/9/8/chartex" xmlns:cx2="http://schemas.microsoft.com/office/drawing/2015/10/21/chartex" xmlns:cx3="http://schemas.microsoft.com/office/drawing/2016/5/9/chartex" xmlns:cx4="http://schemas.microsoft.com/office/drawing/2016/5/10/chartex" xmlns:cx5="http://schemas.microsoft.com/office/drawing/2016/5/11/chartex" xmlns:cx6="http://schemas.microsoft.com/office/drawing/2016/5/12/chartex" xmlns:cx7="http://schemas.microsoft.com/office/drawing/2016/5/13/chartex" xmlns:cx8="http://schemas.microsoft.com/office/drawing/2016/5/14/chartex" xmlns:mc="http://schemas.openxmlformats.org/markup-compatibility/2006" xmlns:aink="http://schemas.microsoft.com/office/drawing/2016/ink" xmlns:am3d="http://schemas.microsoft.com/office/drawing/2017/model3d" xmlns:o="urn:schemas-microsoft-com:office:office" xmlns:oel="http://schemas.microsoft.com/office/2019/extlst" xmlns:r="http://schemas.openxmlformats.org/officeDocument/2006/relationships" xmlns:m="http://schemas.openxmlformats.org/officeDocument/2006/math" xmlns:v="urn:schemas-microsoft-com:vml" xmlns:wp14="http://schemas.microsoft.com/office/word/2010/wordprocessingDrawing" xmlns:wp="http://schemas.openxmlformats.org/drawingml/2006/wordprocessingDrawing" xmlns:w10="urn:schemas-microsoft-com:office:word" xmlns:w="http://schemas.openxmlformats.org/wordprocessingml/2006/main" xmlns:w14="http://schemas.microsoft.com/office/word/2010/wordml" xmlns:w15="http://schemas.microsoft.com/office/word/2012/wordml" xmlns:w16cex="http://schemas.microsoft.com/office/word/2018/wordml/cex" xmlns:w16cid="http://schemas.microsoft.com/office/word/2016/wordml/cid" xmlns:w16="http://schemas.microsoft.com/office/word/2018/wordml" xmlns:w16du="http://schemas.microsoft.com/office/word/2023/wordml/word16du" xmlns:w16sdtdh="http://schemas.microsoft.com/office/word/2020/wordml/sdtdatahash" xmlns:w16sdtfl="http://schemas.microsoft.com/office/word/2024/wordml/sdtformatlock" xmlns:w16se="http://schemas.microsoft.com/office/word/2015/wordml/symex" xmlns:wpg="http://schemas.microsoft.com/office/word/2010/wordprocessingGroup" xmlns:wpi="http://schemas.microsoft.com/office/word/2010/wordprocessingInk" xmlns:wne="http://schemas.microsoft.com/office/word/2006/wordml" xmlns:wps="http://schemas.microsoft.com/office/word/2010/wordprocessingShape" mc:Ignorable="w14 w15 w16se w16cid w16 w16cex w16sdtdh w16sdtfl w16du wp14">
   <w:p>
     <w:pPr>
-      <w:pStyle w:val="Piedepgina"/>
+      <w:pStyle w:val="Footer"/>
       <w:jc w:val="right"/>
       <w:rPr>
         <w:rFonts w:asciiTheme="majorHAnsi" w:hAnsiTheme="majorHAnsi" w:cstheme="majorHAnsi"/>
@@ -2112,7 +2100,7 @@
 <w:hdr xmlns:wpc="http://schemas.microsoft.com/office/word/2010/wordprocessingCanvas" xmlns:cx="http://schemas.microsoft.com/office/drawing/2014/chartex" xmlns:cx1="http://schemas.microsoft.com/office/drawing/2015/9/8/chartex" xmlns:cx2="http://schemas.microsoft.com/office/drawing/2015/10/21/chartex" xmlns:cx3="http://schemas.microsoft.com/office/drawing/2016/5/9/chartex" xmlns:cx4="http://schemas.microsoft.com/office/drawing/2016/5/10/chartex" xmlns:cx5="http://schemas.microsoft.com/office/drawing/2016/5/11/chartex" xmlns:cx6="http://schemas.microsoft.com/office/drawing/2016/5/12/chartex" xmlns:cx7="http://schemas.microsoft.com/office/drawing/2016/5/13/chartex" xmlns:cx8="http://schemas.microsoft.com/office/drawing/2016/5/14/chartex" xmlns:mc="http://schemas.openxmlformats.org/markup-compatibility/2006" xmlns:aink="http://schemas.microsoft.com/office/drawing/2016/ink" xmlns:am3d="http://schemas.microsoft.com/office/drawing/2017/model3d" xmlns:o="urn:schemas-microsoft-com:office:office" xmlns:oel="http://schemas.microsoft.com/office/2019/extlst" xmlns:r="http://schemas.openxmlformats.org/officeDocument/2006/relationships" xmlns:m="http://schemas.openxmlformats.org/officeDocument/2006/math" xmlns:v="urn:schemas-microsoft-com:vml" xmlns:wp14="http://schemas.microsoft.com/office/word/2010/wordprocessingDrawing" xmlns:wp="http://schemas.openxmlformats.org/drawingml/2006/wordprocessingDrawing" xmlns:w10="urn:schemas-microsoft-com:office:word" xmlns:w="http://schemas.openxmlformats.org/wordprocessingml/2006/main" xmlns:w14="http://schemas.microsoft.com/office/word/2010/wordml" xmlns:w15="http://schemas.microsoft.com/office/word/2012/wordml" xmlns:w16cex="http://schemas.microsoft.com/office/word/2018/wordml/cex" xmlns:w16cid="http://schemas.microsoft.com/office/word/2016/wordml/cid" xmlns:w16="http://schemas.microsoft.com/office/word/2018/wordml" xmlns:w16du="http://schemas.microsoft.com/office/word/2023/wordml/word16du" xmlns:w16sdtdh="http://schemas.microsoft.com/office/word/2020/wordml/sdtdatahash" xmlns:w16sdtfl="http://schemas.microsoft.com/office/word/2024/wordml/sdtformatlock" xmlns:w16se="http://schemas.microsoft.com/office/word/2015/wordml/symex" xmlns:wpg="http://schemas.microsoft.com/office/word/2010/wordprocessingGroup" xmlns:wpi="http://schemas.microsoft.com/office/word/2010/wordprocessingInk" xmlns:wne="http://schemas.microsoft.com/office/word/2006/wordml" xmlns:wps="http://schemas.microsoft.com/office/word/2010/wordprocessingShape" mc:Ignorable="w14 w15 w16se w16cid w16 w16cex w16sdtdh w16sdtfl w16du wp14">
   <w:p>
     <w:pPr>
-      <w:pStyle w:val="Encabezado"/>
+      <w:pStyle w:val="Header"/>
       <w:jc w:val="left"/>
       <w:rPr>
         <w:rFonts w:asciiTheme="majorHAnsi" w:hAnsiTheme="majorHAnsi" w:cstheme="majorHAnsi"/>
@@ -2140,7 +2128,7 @@
 <w:hdr xmlns:wpc="http://schemas.microsoft.com/office/word/2010/wordprocessingCanvas" xmlns:cx="http://schemas.microsoft.com/office/drawing/2014/chartex" xmlns:cx1="http://schemas.microsoft.com/office/drawing/2015/9/8/chartex" xmlns:cx2="http://schemas.microsoft.com/office/drawing/2015/10/21/chartex" xmlns:cx3="http://schemas.microsoft.com/office/drawing/2016/5/9/chartex" xmlns:cx4="http://schemas.microsoft.com/office/drawing/2016/5/10/chartex" xmlns:cx5="http://schemas.microsoft.com/office/drawing/2016/5/11/chartex" xmlns:cx6="http://schemas.microsoft.com/office/drawing/2016/5/12/chartex" xmlns:cx7="http://schemas.microsoft.com/office/drawing/2016/5/13/chartex" xmlns:cx8="http://schemas.microsoft.com/office/drawing/2016/5/14/chartex" xmlns:mc="http://schemas.openxmlformats.org/markup-compatibility/2006" xmlns:aink="http://schemas.microsoft.com/office/drawing/2016/ink" xmlns:am3d="http://schemas.microsoft.com/office/drawing/2017/model3d" xmlns:o="urn:schemas-microsoft-com:office:office" xmlns:oel="http://schemas.microsoft.com/office/2019/extlst" xmlns:r="http://schemas.openxmlformats.org/officeDocument/2006/relationships" xmlns:m="http://schemas.openxmlformats.org/officeDocument/2006/math" xmlns:v="urn:schemas-microsoft-com:vml" xmlns:wp14="http://schemas.microsoft.com/office/word/2010/wordprocessingDrawing" xmlns:wp="http://schemas.openxmlformats.org/drawingml/2006/wordprocessingDrawing" xmlns:w10="urn:schemas-microsoft-com:office:word" xmlns:w="http://schemas.openxmlformats.org/wordprocessingml/2006/main" xmlns:w14="http://schemas.microsoft.com/office/word/2010/wordml" xmlns:w15="http://schemas.microsoft.com/office/word/2012/wordml" xmlns:w16cex="http://schemas.microsoft.com/office/word/2018/wordml/cex" xmlns:w16cid="http://schemas.microsoft.com/office/word/2016/wordml/cid" xmlns:w16="http://schemas.microsoft.com/office/word/2018/wordml" xmlns:w16du="http://schemas.microsoft.com/office/word/2023/wordml/word16du" xmlns:w16sdtdh="http://schemas.microsoft.com/office/word/2020/wordml/sdtdatahash" xmlns:w16sdtfl="http://schemas.microsoft.com/office/word/2024/wordml/sdtformatlock" xmlns:w16se="http://schemas.microsoft.com/office/word/2015/wordml/symex" xmlns:wpg="http://schemas.microsoft.com/office/word/2010/wordprocessingGroup" xmlns:wpi="http://schemas.microsoft.com/office/word/2010/wordprocessingInk" xmlns:wne="http://schemas.microsoft.com/office/word/2006/wordml" xmlns:wps="http://schemas.microsoft.com/office/word/2010/wordprocessingShape" mc:Ignorable="w14 w15 w16se w16cid w16 w16cex w16sdtdh w16sdtfl w16du wp14">
   <w:p>
     <w:pPr>
-      <w:pStyle w:val="Encabezado"/>
+      <w:pStyle w:val="Header"/>
       <w:jc w:val="right"/>
     </w:pPr>
     <w:r>
@@ -6078,11 +6066,11 @@
       <w:color w:val="000000"/>
     </w:rPr>
   </w:style>
-  <w:style w:type="paragraph" w:styleId="Ttulo1">
+  <w:style w:type="paragraph" w:styleId="Heading1">
     <w:name w:val="heading 1"/>
     <w:basedOn w:val="Normal"/>
     <w:next w:val="Normal"/>
-    <w:link w:val="Ttulo1Car"/>
+    <w:link w:val="Heading1Char"/>
     <w:uiPriority w:val="9"/>
     <w:qFormat/>
     <w:rsid w:val="00BA06F7"/>
@@ -6100,11 +6088,11 @@
       <w:szCs w:val="32"/>
     </w:rPr>
   </w:style>
-  <w:style w:type="paragraph" w:styleId="Ttulo2">
+  <w:style w:type="paragraph" w:styleId="Heading2">
     <w:name w:val="heading 2"/>
     <w:basedOn w:val="Normal"/>
     <w:next w:val="Normal"/>
-    <w:link w:val="Ttulo2Car"/>
+    <w:link w:val="Heading2Char"/>
     <w:uiPriority w:val="9"/>
     <w:unhideWhenUsed/>
     <w:qFormat/>
@@ -6123,15 +6111,15 @@
       <w:szCs w:val="26"/>
     </w:rPr>
   </w:style>
-  <w:style w:type="paragraph" w:styleId="Ttulo3">
+  <w:style w:type="paragraph" w:styleId="Heading3">
     <w:name w:val="heading 3"/>
     <w:basedOn w:val="Normal"/>
     <w:next w:val="Normal"/>
-    <w:link w:val="Ttulo3Car"/>
+    <w:link w:val="Heading3Char"/>
     <w:uiPriority w:val="9"/>
     <w:unhideWhenUsed/>
     <w:qFormat/>
-    <w:rsid w:val="00040A1A"/>
+    <w:rsid w:val="00192A4B"/>
     <w:pPr>
       <w:keepNext/>
       <w:keepLines/>
@@ -6140,16 +6128,18 @@
     </w:pPr>
     <w:rPr>
       <w:rFonts w:asciiTheme="majorHAnsi" w:eastAsiaTheme="majorEastAsia" w:hAnsiTheme="majorHAnsi" w:cstheme="majorBidi"/>
-      <w:color w:val="826600" w:themeColor="accent1" w:themeShade="7F"/>
+      <w:b/>
+      <w:color w:val="4E3434" w:themeColor="accent6" w:themeShade="80"/>
+      <w:sz w:val="28"/>
     </w:rPr>
   </w:style>
-  <w:style w:type="character" w:default="1" w:styleId="Fuentedeprrafopredeter">
+  <w:style w:type="character" w:default="1" w:styleId="DefaultParagraphFont">
     <w:name w:val="Default Paragraph Font"/>
     <w:uiPriority w:val="1"/>
     <w:semiHidden/>
     <w:unhideWhenUsed/>
   </w:style>
-  <w:style w:type="table" w:default="1" w:styleId="Tablanormal">
+  <w:style w:type="table" w:default="1" w:styleId="TableNormal">
     <w:name w:val="Normal Table"/>
     <w:uiPriority w:val="99"/>
     <w:semiHidden/>
@@ -6164,16 +6154,16 @@
       </w:tblCellMar>
     </w:tblPr>
   </w:style>
-  <w:style w:type="numbering" w:default="1" w:styleId="Sinlista">
+  <w:style w:type="numbering" w:default="1" w:styleId="NoList">
     <w:name w:val="No List"/>
     <w:uiPriority w:val="99"/>
     <w:semiHidden/>
     <w:unhideWhenUsed/>
   </w:style>
-  <w:style w:type="paragraph" w:styleId="Encabezado">
+  <w:style w:type="paragraph" w:styleId="Header">
     <w:name w:val="header"/>
     <w:basedOn w:val="Normal"/>
-    <w:link w:val="EncabezadoCar"/>
+    <w:link w:val="HeaderChar"/>
     <w:uiPriority w:val="99"/>
     <w:unhideWhenUsed/>
     <w:rsid w:val="0043636D"/>
@@ -6185,10 +6175,10 @@
       <w:spacing w:after="0" w:line="240" w:lineRule="auto"/>
     </w:pPr>
   </w:style>
-  <w:style w:type="character" w:customStyle="1" w:styleId="EncabezadoCar">
-    <w:name w:val="Encabezado Car"/>
-    <w:basedOn w:val="Fuentedeprrafopredeter"/>
-    <w:link w:val="Encabezado"/>
+  <w:style w:type="character" w:customStyle="1" w:styleId="HeaderChar">
+    <w:name w:val="Header Char"/>
+    <w:basedOn w:val="DefaultParagraphFont"/>
+    <w:link w:val="Header"/>
     <w:uiPriority w:val="99"/>
     <w:rsid w:val="0043636D"/>
     <w:rPr>
@@ -6197,10 +6187,10 @@
       <w:sz w:val="22"/>
     </w:rPr>
   </w:style>
-  <w:style w:type="paragraph" w:styleId="Piedepgina">
+  <w:style w:type="paragraph" w:styleId="Footer">
     <w:name w:val="footer"/>
     <w:basedOn w:val="Normal"/>
-    <w:link w:val="PiedepginaCar"/>
+    <w:link w:val="FooterChar"/>
     <w:uiPriority w:val="99"/>
     <w:unhideWhenUsed/>
     <w:rsid w:val="0043636D"/>
@@ -6212,10 +6202,10 @@
       <w:spacing w:after="0" w:line="240" w:lineRule="auto"/>
     </w:pPr>
   </w:style>
-  <w:style w:type="character" w:customStyle="1" w:styleId="PiedepginaCar">
-    <w:name w:val="Pie de página Car"/>
-    <w:basedOn w:val="Fuentedeprrafopredeter"/>
-    <w:link w:val="Piedepgina"/>
+  <w:style w:type="character" w:customStyle="1" w:styleId="FooterChar">
+    <w:name w:val="Footer Char"/>
+    <w:basedOn w:val="DefaultParagraphFont"/>
+    <w:link w:val="Footer"/>
     <w:uiPriority w:val="99"/>
     <w:rsid w:val="0043636D"/>
     <w:rPr>
@@ -6224,10 +6214,10 @@
       <w:sz w:val="22"/>
     </w:rPr>
   </w:style>
-  <w:style w:type="character" w:customStyle="1" w:styleId="Ttulo1Car">
-    <w:name w:val="Título 1 Car"/>
-    <w:basedOn w:val="Fuentedeprrafopredeter"/>
-    <w:link w:val="Ttulo1"/>
+  <w:style w:type="character" w:customStyle="1" w:styleId="Heading1Char">
+    <w:name w:val="Heading 1 Char"/>
+    <w:basedOn w:val="DefaultParagraphFont"/>
+    <w:link w:val="Heading1"/>
     <w:uiPriority w:val="9"/>
     <w:rsid w:val="00BA06F7"/>
     <w:rPr>
@@ -6238,7 +6228,7 @@
       <w:szCs w:val="32"/>
     </w:rPr>
   </w:style>
-  <w:style w:type="paragraph" w:styleId="Prrafodelista">
+  <w:style w:type="paragraph" w:styleId="ListParagraph">
     <w:name w:val="List Paragraph"/>
     <w:basedOn w:val="Normal"/>
     <w:uiPriority w:val="34"/>
@@ -6249,9 +6239,9 @@
       <w:contextualSpacing/>
     </w:pPr>
   </w:style>
-  <w:style w:type="character" w:styleId="Hipervnculo">
+  <w:style w:type="character" w:styleId="Hyperlink">
     <w:name w:val="Hyperlink"/>
-    <w:basedOn w:val="Fuentedeprrafopredeter"/>
+    <w:basedOn w:val="DefaultParagraphFont"/>
     <w:uiPriority w:val="99"/>
     <w:unhideWhenUsed/>
     <w:rsid w:val="00886CAE"/>
@@ -6260,9 +6250,9 @@
       <w:u w:val="single"/>
     </w:rPr>
   </w:style>
-  <w:style w:type="character" w:styleId="Mencinsinresolver">
+  <w:style w:type="character" w:styleId="UnresolvedMention">
     <w:name w:val="Unresolved Mention"/>
-    <w:basedOn w:val="Fuentedeprrafopredeter"/>
+    <w:basedOn w:val="DefaultParagraphFont"/>
     <w:uiPriority w:val="99"/>
     <w:semiHidden/>
     <w:unhideWhenUsed/>
@@ -6272,9 +6262,9 @@
       <w:shd w:val="clear" w:color="auto" w:fill="E1DFDD"/>
     </w:rPr>
   </w:style>
-  <w:style w:type="character" w:styleId="Hipervnculovisitado">
+  <w:style w:type="character" w:styleId="FollowedHyperlink">
     <w:name w:val="FollowedHyperlink"/>
-    <w:basedOn w:val="Fuentedeprrafopredeter"/>
+    <w:basedOn w:val="DefaultParagraphFont"/>
     <w:uiPriority w:val="99"/>
     <w:semiHidden/>
     <w:unhideWhenUsed/>
@@ -6284,11 +6274,11 @@
       <w:u w:val="single"/>
     </w:rPr>
   </w:style>
-  <w:style w:type="paragraph" w:styleId="Ttulo">
+  <w:style w:type="paragraph" w:styleId="Title">
     <w:name w:val="Title"/>
     <w:basedOn w:val="Normal"/>
     <w:next w:val="Normal"/>
-    <w:link w:val="TtuloCar"/>
+    <w:link w:val="TitleChar"/>
     <w:uiPriority w:val="10"/>
     <w:qFormat/>
     <w:rsid w:val="00B942D0"/>
@@ -6305,10 +6295,10 @@
       <w:szCs w:val="56"/>
     </w:rPr>
   </w:style>
-  <w:style w:type="character" w:customStyle="1" w:styleId="TtuloCar">
-    <w:name w:val="Título Car"/>
-    <w:basedOn w:val="Fuentedeprrafopredeter"/>
-    <w:link w:val="Ttulo"/>
+  <w:style w:type="character" w:customStyle="1" w:styleId="TitleChar">
+    <w:name w:val="Title Char"/>
+    <w:basedOn w:val="DefaultParagraphFont"/>
+    <w:link w:val="Title"/>
     <w:uiPriority w:val="10"/>
     <w:rsid w:val="00B942D0"/>
     <w:rPr>
@@ -6319,10 +6309,10 @@
       <w:szCs w:val="56"/>
     </w:rPr>
   </w:style>
-  <w:style w:type="character" w:customStyle="1" w:styleId="Ttulo2Car">
-    <w:name w:val="Título 2 Car"/>
-    <w:basedOn w:val="Fuentedeprrafopredeter"/>
-    <w:link w:val="Ttulo2"/>
+  <w:style w:type="character" w:customStyle="1" w:styleId="Heading2Char">
+    <w:name w:val="Heading 2 Char"/>
+    <w:basedOn w:val="DefaultParagraphFont"/>
+    <w:link w:val="Heading2"/>
     <w:uiPriority w:val="9"/>
     <w:rsid w:val="00181841"/>
     <w:rPr>
@@ -6333,7 +6323,7 @@
       <w:szCs w:val="26"/>
     </w:rPr>
   </w:style>
-  <w:style w:type="paragraph" w:styleId="Descripcin">
+  <w:style w:type="paragraph" w:styleId="Caption">
     <w:name w:val="caption"/>
     <w:basedOn w:val="Normal"/>
     <w:next w:val="Normal"/>
@@ -6352,9 +6342,9 @@
       <w:szCs w:val="18"/>
     </w:rPr>
   </w:style>
-  <w:style w:type="paragraph" w:styleId="TtuloTDC">
+  <w:style w:type="paragraph" w:styleId="TOCHeading">
     <w:name w:val="TOC Heading"/>
-    <w:basedOn w:val="Ttulo1"/>
+    <w:basedOn w:val="Heading1"/>
     <w:next w:val="Normal"/>
     <w:uiPriority w:val="39"/>
     <w:unhideWhenUsed/>
@@ -6371,7 +6361,7 @@
       <w14:ligatures w14:val="none"/>
     </w:rPr>
   </w:style>
-  <w:style w:type="paragraph" w:styleId="TDC1">
+  <w:style w:type="paragraph" w:styleId="TOC1">
     <w:name w:val="toc 1"/>
     <w:basedOn w:val="Normal"/>
     <w:next w:val="Normal"/>
@@ -6383,7 +6373,7 @@
       <w:spacing w:after="100"/>
     </w:pPr>
   </w:style>
-  <w:style w:type="paragraph" w:styleId="TDC2">
+  <w:style w:type="paragraph" w:styleId="TOC2">
     <w:name w:val="toc 2"/>
     <w:basedOn w:val="Normal"/>
     <w:next w:val="Normal"/>
@@ -6396,9 +6386,9 @@
       <w:ind w:left="220"/>
     </w:pPr>
   </w:style>
-  <w:style w:type="table" w:styleId="Tablaconcuadrcula">
+  <w:style w:type="table" w:styleId="TableGrid">
     <w:name w:val="Table Grid"/>
-    <w:basedOn w:val="Tablanormal"/>
+    <w:basedOn w:val="TableNormal"/>
     <w:uiPriority w:val="39"/>
     <w:rsid w:val="00E669DE"/>
     <w:pPr>
@@ -6415,9 +6405,9 @@
       </w:tblBorders>
     </w:tblPr>
   </w:style>
-  <w:style w:type="table" w:styleId="Tablaconcuadrcula4-nfasis6">
+  <w:style w:type="table" w:styleId="GridTable4-Accent6">
     <w:name w:val="Grid Table 4 Accent 6"/>
-    <w:basedOn w:val="Tablanormal"/>
+    <w:basedOn w:val="TableNormal"/>
     <w:uiPriority w:val="49"/>
     <w:rsid w:val="00E669DE"/>
     <w:pPr>
@@ -6491,9 +6481,9 @@
       </w:tcPr>
     </w:tblStylePr>
   </w:style>
-  <w:style w:type="table" w:styleId="Tabladelista3-nfasis3">
+  <w:style w:type="table" w:styleId="ListTable3-Accent3">
     <w:name w:val="List Table 3 Accent 3"/>
-    <w:basedOn w:val="Tablanormal"/>
+    <w:basedOn w:val="TableNormal"/>
     <w:uiPriority w:val="48"/>
     <w:rsid w:val="00AC07E0"/>
     <w:pPr>
@@ -6615,9 +6605,9 @@
       </w:tcPr>
     </w:tblStylePr>
   </w:style>
-  <w:style w:type="table" w:styleId="Tabladelista3-nfasis6">
+  <w:style w:type="table" w:styleId="ListTable3-Accent6">
     <w:name w:val="List Table 3 Accent 6"/>
-    <w:basedOn w:val="Tablanormal"/>
+    <w:basedOn w:val="TableNormal"/>
     <w:uiPriority w:val="48"/>
     <w:rsid w:val="00AC07E0"/>
     <w:pPr>
@@ -6739,9 +6729,9 @@
       </w:tcPr>
     </w:tblStylePr>
   </w:style>
-  <w:style w:type="table" w:styleId="Tabladelista4-nfasis3">
+  <w:style w:type="table" w:styleId="ListTable4-Accent3">
     <w:name w:val="List Table 4 Accent 3"/>
-    <w:basedOn w:val="Tablanormal"/>
+    <w:basedOn w:val="TableNormal"/>
     <w:uiPriority w:val="49"/>
     <w:rsid w:val="00AC07E0"/>
     <w:pPr>
@@ -6813,9 +6803,9 @@
       </w:tcPr>
     </w:tblStylePr>
   </w:style>
-  <w:style w:type="table" w:styleId="Tabladelista4-nfasis2">
+  <w:style w:type="table" w:styleId="ListTable4-Accent2">
     <w:name w:val="List Table 4 Accent 2"/>
-    <w:basedOn w:val="Tablanormal"/>
+    <w:basedOn w:val="TableNormal"/>
     <w:uiPriority w:val="49"/>
     <w:rsid w:val="00AC07E0"/>
     <w:pPr>
@@ -6887,9 +6877,9 @@
       </w:tcPr>
     </w:tblStylePr>
   </w:style>
-  <w:style w:type="table" w:styleId="Tabladelista4-nfasis5">
+  <w:style w:type="table" w:styleId="ListTable4-Accent5">
     <w:name w:val="List Table 4 Accent 5"/>
-    <w:basedOn w:val="Tablanormal"/>
+    <w:basedOn w:val="TableNormal"/>
     <w:uiPriority w:val="49"/>
     <w:rsid w:val="00AC07E0"/>
     <w:pPr>
@@ -6961,9 +6951,9 @@
       </w:tcPr>
     </w:tblStylePr>
   </w:style>
-  <w:style w:type="table" w:styleId="Tablaconcuadrcula5oscura-nfasis6">
+  <w:style w:type="table" w:styleId="GridTable5Dark-Accent6">
     <w:name w:val="Grid Table 5 Dark Accent 6"/>
-    <w:basedOn w:val="Tablanormal"/>
+    <w:basedOn w:val="TableNormal"/>
     <w:uiPriority w:val="50"/>
     <w:rsid w:val="00AC07E0"/>
     <w:pPr>
@@ -7067,9 +7057,9 @@
       </w:tcPr>
     </w:tblStylePr>
   </w:style>
-  <w:style w:type="character" w:styleId="Textodelmarcadordeposicin">
+  <w:style w:type="character" w:styleId="PlaceholderText">
     <w:name w:val="Placeholder Text"/>
-    <w:basedOn w:val="Fuentedeprrafopredeter"/>
+    <w:basedOn w:val="DefaultParagraphFont"/>
     <w:uiPriority w:val="99"/>
     <w:semiHidden/>
     <w:rsid w:val="00242D0F"/>
@@ -7095,12 +7085,12 @@
   </w:style>
   <w:style w:type="character" w:customStyle="1" w:styleId="url">
     <w:name w:val="url"/>
-    <w:basedOn w:val="Fuentedeprrafopredeter"/>
+    <w:basedOn w:val="DefaultParagraphFont"/>
     <w:rsid w:val="0065125D"/>
   </w:style>
-  <w:style w:type="character" w:styleId="Fuerte">
+  <w:style w:type="character" w:styleId="Strong">
     <w:name w:val="Strong"/>
-    <w:basedOn w:val="Fuentedeprrafopredeter"/>
+    <w:basedOn w:val="DefaultParagraphFont"/>
     <w:uiPriority w:val="22"/>
     <w:qFormat/>
     <w:rsid w:val="002364E4"/>
@@ -7109,20 +7099,22 @@
       <w:bCs/>
     </w:rPr>
   </w:style>
-  <w:style w:type="character" w:customStyle="1" w:styleId="Ttulo3Car">
-    <w:name w:val="Título 3 Car"/>
-    <w:basedOn w:val="Fuentedeprrafopredeter"/>
-    <w:link w:val="Ttulo3"/>
+  <w:style w:type="character" w:customStyle="1" w:styleId="Heading3Char">
+    <w:name w:val="Heading 3 Char"/>
+    <w:basedOn w:val="DefaultParagraphFont"/>
+    <w:link w:val="Heading3"/>
     <w:uiPriority w:val="9"/>
-    <w:rsid w:val="00040A1A"/>
+    <w:rsid w:val="00192A4B"/>
     <w:rPr>
       <w:rFonts w:asciiTheme="majorHAnsi" w:eastAsiaTheme="majorEastAsia" w:hAnsiTheme="majorHAnsi" w:cstheme="majorBidi"/>
-      <w:color w:val="826600" w:themeColor="accent1" w:themeShade="7F"/>
+      <w:b/>
+      <w:color w:val="4E3434" w:themeColor="accent6" w:themeShade="80"/>
+      <w:sz w:val="28"/>
     </w:rPr>
   </w:style>
-  <w:style w:type="character" w:styleId="Refdecomentario">
+  <w:style w:type="character" w:styleId="CommentReference">
     <w:name w:val="annotation reference"/>
-    <w:basedOn w:val="Fuentedeprrafopredeter"/>
+    <w:basedOn w:val="DefaultParagraphFont"/>
     <w:uiPriority w:val="99"/>
     <w:semiHidden/>
     <w:unhideWhenUsed/>
@@ -7132,10 +7124,10 @@
       <w:szCs w:val="16"/>
     </w:rPr>
   </w:style>
-  <w:style w:type="paragraph" w:styleId="Textocomentario">
+  <w:style w:type="paragraph" w:styleId="CommentText">
     <w:name w:val="annotation text"/>
     <w:basedOn w:val="Normal"/>
-    <w:link w:val="TextocomentarioCar"/>
+    <w:link w:val="CommentTextChar"/>
     <w:uiPriority w:val="99"/>
     <w:unhideWhenUsed/>
     <w:rsid w:val="00880E38"/>
@@ -7147,10 +7139,10 @@
       <w:szCs w:val="20"/>
     </w:rPr>
   </w:style>
-  <w:style w:type="character" w:customStyle="1" w:styleId="TextocomentarioCar">
-    <w:name w:val="Texto comentario Car"/>
-    <w:basedOn w:val="Fuentedeprrafopredeter"/>
-    <w:link w:val="Textocomentario"/>
+  <w:style w:type="character" w:customStyle="1" w:styleId="CommentTextChar">
+    <w:name w:val="Comment Text Char"/>
+    <w:basedOn w:val="DefaultParagraphFont"/>
+    <w:link w:val="CommentText"/>
     <w:uiPriority w:val="99"/>
     <w:rsid w:val="00880E38"/>
     <w:rPr>
@@ -7160,11 +7152,11 @@
       <w:szCs w:val="20"/>
     </w:rPr>
   </w:style>
-  <w:style w:type="paragraph" w:styleId="Asuntodelcomentario">
+  <w:style w:type="paragraph" w:styleId="CommentSubject">
     <w:name w:val="annotation subject"/>
-    <w:basedOn w:val="Textocomentario"/>
-    <w:next w:val="Textocomentario"/>
-    <w:link w:val="AsuntodelcomentarioCar"/>
+    <w:basedOn w:val="CommentText"/>
+    <w:next w:val="CommentText"/>
+    <w:link w:val="CommentSubjectChar"/>
     <w:uiPriority w:val="99"/>
     <w:semiHidden/>
     <w:unhideWhenUsed/>
@@ -7174,10 +7166,10 @@
       <w:bCs/>
     </w:rPr>
   </w:style>
-  <w:style w:type="character" w:customStyle="1" w:styleId="AsuntodelcomentarioCar">
-    <w:name w:val="Asunto del comentario Car"/>
-    <w:basedOn w:val="TextocomentarioCar"/>
-    <w:link w:val="Asuntodelcomentario"/>
+  <w:style w:type="character" w:customStyle="1" w:styleId="CommentSubjectChar">
+    <w:name w:val="Comment Subject Char"/>
+    <w:basedOn w:val="CommentTextChar"/>
+    <w:link w:val="CommentSubject"/>
     <w:uiPriority w:val="99"/>
     <w:semiHidden/>
     <w:rsid w:val="00880E38"/>
@@ -7190,9 +7182,9 @@
       <w:szCs w:val="20"/>
     </w:rPr>
   </w:style>
-  <w:style w:type="character" w:styleId="nfasis">
+  <w:style w:type="character" w:styleId="Emphasis">
     <w:name w:val="Emphasis"/>
-    <w:basedOn w:val="Fuentedeprrafopredeter"/>
+    <w:basedOn w:val="DefaultParagraphFont"/>
     <w:uiPriority w:val="20"/>
     <w:qFormat/>
     <w:rsid w:val="00123D67"/>
